--- a/samples/数字集成电路设计/课程资料/第1章 CMOS反相器/虚拟实验/实验报告模板/实验1.4 实验报告模板.docx
+++ b/samples/数字集成电路设计/课程资料/第1章 CMOS反相器/虚拟实验/实验报告模板/实验1.4 实验报告模板.docx
@@ -922,7 +922,7 @@
                 <w:b/>
                 <w:sz w:val="19"/>
               </w:rPr>
-              <w:t>ln F / ln 4</w:t>
+              <w:t>ln F / ln 4（经验）</w:t>
             </w:r>
           </w:p>
         </w:tc>
@@ -1336,7 +1336,7 @@
         <w:rPr>
           <w:rFonts w:ascii="Times New Roman" w:hAnsi="Times New Roman" w:eastAsia="宋体"/>
         </w:rPr>
-        <w:t>芯片输出驱动约 10 pF 的总负载。(1) 最小对称反相器的输入电容和总扇出 F 各多少（参考：2.46 fF，F ≈ 4070）？(2) 单级驱动延时多大（参考：约 41 ns）？(3) 取 6 级时每级扇出和总延时多少（参考：f ≈ 4.0，约 279 ps）？要求输出与输入同相时应取几级？</w:t>
+        <w:t>芯片输出驱动约 10 pF 的总负载。(1) 最小对称反相器的输入电容和总扇出 F 各多少（参考：2.46 fF，F ≈ 4070）？(2) 单级驱动延时多大（参考：约 41 ns）？(3) 取 6 级（经验公式的结果）时每级扇出和总延时多少（参考：f ≈ 4.0，约 279 ps）？本模型真正最快的是几级（参考：7 级，f ≈ 3.3，约 275 ps）？要求输出与输入同相时应取几级？</w:t>
       </w:r>
     </w:p>
     <w:p>
@@ -1350,7 +1350,7 @@
           <w:color w:val="5B6B75"/>
           <w:sz w:val="19"/>
         </w:rPr>
-        <w:t>The chip output drives about 10 pF. (1) What are the minimum symmetric inverter’s input capacitance and the total fan-out F (reference: 2.46 fF, F ≈ 4070)? (2) What is the single-stage delay (reference: about 41 ns)? (3) With 6 stages, what are f and the total delay (reference: f ≈ 4.0, about 279 ps)? How many stages if the output must not be inverted?</w:t>
+        <w:t>The chip output drives about 10 pF. (1) What are the minimum symmetric inverter’s input capacitance and the total fan-out F (reference: 2.46 fF, F ≈ 4070)? (2) What is the single-stage delay (reference: about 41 ns)? (3) With 6 stages (the rule-of-thumb answer), what are f and the total delay (reference: f ≈ 4.0, about 279 ps)? Which N is truly fastest in this model (reference: 7, f ≈ 3.3, about 275 ps)? How many stages if the output must not be inverted?</w:t>
       </w:r>
     </w:p>
     <w:p>
@@ -1767,6 +1767,19 @@
           <w:rFonts w:ascii="Times New Roman" w:hAnsi="Times New Roman" w:eastAsia="宋体"/>
         </w:rPr>
         <w:t>如使用了 AI，请写明用在哪里：</w:t>
+      </w:r>
+    </w:p>
+    <w:p>
+      <w:pPr>
+        <w:spacing w:after="120"/>
+      </w:pPr>
+      <w:r>
+        <w:rPr>
+          <w:rFonts w:ascii="Times New Roman" w:hAnsi="Times New Roman" w:eastAsia="宋体"/>
+          <w:color w:val="5B6B75"/>
+          <w:sz w:val="19"/>
+        </w:rPr>
+        <w:t>If you used AI, say where and how:</w:t>
       </w:r>
     </w:p>
     <w:p>

--- a/samples/数字集成电路设计/课程资料/第1章 CMOS反相器/虚拟实验/实验报告模板/实验1.4 实验报告模板.docx
+++ b/samples/数字集成电路设计/课程资料/第1章 CMOS反相器/虚拟实验/实验报告模板/实验1.4 实验报告模板.docx
@@ -1336,7 +1336,7 @@
         <w:rPr>
           <w:rFonts w:ascii="Times New Roman" w:hAnsi="Times New Roman" w:eastAsia="宋体"/>
         </w:rPr>
-        <w:t>芯片输出驱动约 10 pF 的总负载。(1) 最小对称反相器的输入电容和总扇出 F 各多少（参考：2.46 fF，F ≈ 4070）？(2) 单级驱动延时多大（参考：约 41 ns）？(3) 取 6 级（经验公式的结果）时每级扇出和总延时多少（参考：f ≈ 4.0，约 279 ps）？本模型真正最快的是几级（参考：7 级，f ≈ 3.3，约 275 ps）？要求输出与输入同相时应取几级？</w:t>
+        <w:t>芯片输出驱动约 10 pF 的总负载。(1) 最小对称反相器的输入电容和总扇出 F 各多少（参考：1.78 fF，F ≈ 5622）？(2) 单级驱动延时多大（参考：约 47 ns）？(3) 经验公式给出 ln F / ln 4 ≈ 6.2；本模型最快的是几级，每级扇出和总延时多少（参考：6 级，f ≈ 4.2，约 291 ps）？满足 0.3 ns 的最少级数是几（参考：6 级）？要求输出与输入同相时应取几级？</w:t>
       </w:r>
     </w:p>
     <w:p>
@@ -1350,7 +1350,7 @@
           <w:color w:val="5B6B75"/>
           <w:sz w:val="19"/>
         </w:rPr>
-        <w:t>The chip output drives about 10 pF. (1) What are the minimum symmetric inverter’s input capacitance and the total fan-out F (reference: 2.46 fF, F ≈ 4070)? (2) What is the single-stage delay (reference: about 41 ns)? (3) With 6 stages (the rule-of-thumb answer), what are f and the total delay (reference: f ≈ 4.0, about 279 ps)? Which N is truly fastest in this model (reference: 7, f ≈ 3.3, about 275 ps)? How many stages if the output must not be inverted?</w:t>
+        <w:t>The chip output drives about 10 pF. (1) What are the minimum symmetric inverter’s input capacitance and the total fan-out F (reference: 1.78 fF, F ≈ 5622)? (2) What is the single-stage delay (reference: about 47 ns)? (3) The rule gives ln F / ln 4 ≈ 6.2. Which N is fastest in this model, and what are f and the total delay (reference: 6 stages, f ≈ 4.2, about 291 ps)? What is the fewest number of stages meeting 0.3 ns (reference: 6)? How many stages if the output must not be inverted?</w:t>
       </w:r>
     </w:p>
     <w:p>

--- a/samples/数字集成电路设计/课程资料/第1章 CMOS反相器/虚拟实验/实验报告模板/实验1.4 实验报告模板.docx
+++ b/samples/数字集成电路设计/课程资料/第1章 CMOS反相器/虚拟实验/实验报告模板/实验1.4 实验报告模板.docx
@@ -1336,7 +1336,7 @@
         <w:rPr>
           <w:rFonts w:ascii="Times New Roman" w:hAnsi="Times New Roman" w:eastAsia="宋体"/>
         </w:rPr>
-        <w:t>芯片输出驱动约 10 pF 的总负载。(1) 最小对称反相器的输入电容和总扇出 F 各多少（参考：1.78 fF，F ≈ 5622）？(2) 单级驱动延时多大（参考：约 47 ns）？(3) 经验公式给出 ln F / ln 4 ≈ 6.2；本模型最快的是几级，每级扇出和总延时多少（参考：6 级，f ≈ 4.2，约 291 ps）？满足 0.3 ns 的最少级数是几（参考：6 级）？要求输出与输入同相时应取几级？</w:t>
+        <w:t>芯片输出驱动约 10 pF 的总负载。(1) 最小对称反相器的输入电容和总扇出 F 各多少（参考：1.80 fF，F ≈ 5556）？(2) 单级驱动延时多大（参考：约 50 ns）？(3) 经验公式给出 ln F / ln 4 ≈ 6.2；本模型最快的是几级，每级扇出和总延时多少（参考：6 级，f ≈ 4.2，约 315 ps）？满足 0.35 ns 的最少级数是几（参考：5 级）？要求输出与输入同相时应取几级？</w:t>
       </w:r>
     </w:p>
     <w:p>
@@ -1350,7 +1350,7 @@
           <w:color w:val="5B6B75"/>
           <w:sz w:val="19"/>
         </w:rPr>
-        <w:t>The chip output drives about 10 pF. (1) What are the minimum symmetric inverter’s input capacitance and the total fan-out F (reference: 1.78 fF, F ≈ 5622)? (2) What is the single-stage delay (reference: about 47 ns)? (3) The rule gives ln F / ln 4 ≈ 6.2. Which N is fastest in this model, and what are f and the total delay (reference: 6 stages, f ≈ 4.2, about 291 ps)? What is the fewest number of stages meeting 0.3 ns (reference: 6)? How many stages if the output must not be inverted?</w:t>
+        <w:t>The chip output drives about 10 pF. (1) What are the minimum symmetric inverter’s input capacitance and the total fan-out F (reference: 1.80 fF, F ≈ 5556)? (2) What is the single-stage delay (reference: about 50 ns)? (3) The rule gives ln F / ln 4 ≈ 6.2. Which N is fastest in this model, and what are f and the total delay (reference: 6 stages, f ≈ 4.2, about 315 ps)? What is the fewest number of stages meeting 0.35 ns (reference: 5)? How many stages if the output must not be inverted?</w:t>
       </w:r>
     </w:p>
     <w:p>
